--- a/docs/rospatent/referat.docx
+++ b/docs/rospatent/referat.docx
@@ -33,7 +33,7 @@
         <w:t xml:space="preserve">Правообладатель: </w:t>
       </w:r>
       <w:r>
-        <w:t>________________________________________</w:t>
+        <w:t>Ипатов Сергей Генадьевич</w:t>
       </w:r>
     </w:p>
     <w:p>
@@ -44,7 +44,7 @@
         <w:t xml:space="preserve">Автор(ы): </w:t>
       </w:r>
       <w:r>
-        <w:t>________________________________________</w:t>
+        <w:t>Ипатов Сергей Генадьевич</w:t>
       </w:r>
     </w:p>
     <w:p>

--- a/docs/rospatent/referat.docx
+++ b/docs/rospatent/referat.docx
@@ -52,7 +52,7 @@
         <w:jc w:val="both"/>
       </w:pPr>
       <w:r>
-        <w:t>ПВ-Система PDF — редактор документов PDF для компьютеров с Windows и браузера. Назначение: просмотр, правка, подготовка, печать и преобразование документов PDF без сторонних программ. Область применения: делопроизводство и документооборот организаций. Функциональные возможности: просмотр с поиском и закладками; надписи, выделение, замечания; добавление, удаление, поворот и перестановка страниц; объединение и сжатие файлов; преобразование PDF в Word, Excel, JPG, PNG, текст и HTML и обратно из изображений и текста; оптическое распознавание русского и английского текста с созданием PDF с поиском; сканирование со сканеров WIA и TWAIN; печать; активация лицензии и обновление. Тип ЭВМ: IBM PC-совместимый компьютер. ОС: Windows 10 и 11 (64 бит), веб-браузер. Язык: TypeScript, C#, Python. Объём программы: 1,24 Мб.</w:t>
+        <w:t>ПВ-Система PDF — редактор документов PDF для компьютеров с Windows и браузера. Назначение: просмотр, правка, подготовка, печать и преобразование документов PDF без сторонних программ. Область применения: делопроизводство и документооборот организаций. Функциональные возможности: просмотр с поиском и закладками; надписи, выделение, замечания; добавление, удаление, поворот и перестановка страниц; объединение и сжатие файлов; преобразование PDF в Word, Excel, JPG, PNG, текст и HTML и обратно из изображений и текста; оптическое распознавание русского и английского текста с созданием PDF с поиском; сканирование со сканеров WIA и TWAIN; печать; активация лицензии и обновление. Тип ЭВМ: IBM PC-совместимый компьютер. ОС: Windows 10, Windows 11 (64 бит); Astra Linux, РЕД ОС, Альт и другие ОС — через веб-браузер. Язык: C#, JavaScript (TypeScript), Python. Объём программы: 1 265 Кбайт.</w:t>
       </w:r>
     </w:p>
     <w:sectPr>
